--- a/corpus/docx/notes-comments-revisions.docx
+++ b/corpus/docx/notes-comments-revisions.docx
@@ -1,6 +1,6 @@
 
 <file path=word/document.xml><?xml version="1.0" encoding="utf-8"?>
-<w:document xmlns:o="urn:schemas-microsoft-com:office:office" xmlns:r="http://schemas.openxmlformats.org/officeDocument/2006/relationships" xmlns:v="urn:schemas-microsoft-com:vml" xmlns:w="http://schemas.openxmlformats.org/wordprocessingml/2006/main" xmlns:w10="urn:schemas-microsoft-com:office:word" xmlns:wp="http://schemas.openxmlformats.org/drawingml/2006/wordprocessingDrawing" xmlns:pic="http://schemas.openxmlformats.org/drawingml/2006/picture" xmlns:wps="http://schemas.microsoft.com/office/word/2010/wordprocessingShape" xmlns:wpg="http://schemas.microsoft.com/office/word/2010/wordprocessingGroup" xmlns:mc="http://schemas.openxmlformats.org/markup-compatibility/2006" xmlns:wp14="http://schemas.microsoft.com/office/word/2010/wordprocessingDrawing" xmlns:w14="http://schemas.microsoft.com/office/word/2010/wordml" xmlns:w15="http://schemas.microsoft.com/office/word/2012/wordml" mc:Ignorable="w14 wp14 w15">
+<w:document xmlns:o="urn:schemas-microsoft-com:office:office" xmlns:r="http://schemas.openxmlformats.org/officeDocument/2006/relationships" xmlns:v="urn:schemas-microsoft-com:vml" xmlns:w="http://schemas.openxmlformats.org/wordprocessingml/2006/main" xmlns:w10="urn:schemas-microsoft-com:office:word" xmlns:wp="http://schemas.openxmlformats.org/drawingml/2006/wordprocessingDrawing" xmlns:wps="http://schemas.microsoft.com/office/word/2010/wordprocessingShape" xmlns:wpg="http://schemas.microsoft.com/office/word/2010/wordprocessingGroup" xmlns:mc="http://schemas.openxmlformats.org/markup-compatibility/2006" xmlns:wp14="http://schemas.microsoft.com/office/word/2010/wordprocessingDrawing" xmlns:w14="http://schemas.microsoft.com/office/word/2010/wordml" xmlns:w15="http://schemas.microsoft.com/office/word/2012/wordml" mc:Ignorable="w14 wp14 w15">
   <w:body>
     <w:p>
       <w:pPr>
@@ -8,6 +8,7 @@
         <w:bidi w:val="0"/>
         <w:spacing w:before="240" w:after="120"/>
         <w:ind w:hanging="0" w:start="0"/>
+        <w:jc w:val="start"/>
         <w:rPr/>
       </w:pPr>
       <w:r>
@@ -19,6 +20,7 @@
       <w:pPr>
         <w:pStyle w:val="Normal"/>
         <w:bidi w:val="0"/>
+        <w:jc w:val="start"/>
         <w:rPr/>
       </w:pPr>
       <w:r>
@@ -30,6 +32,7 @@
       <w:pPr>
         <w:pStyle w:val="Normal"/>
         <w:bidi w:val="0"/>
+        <w:jc w:val="start"/>
         <w:rPr/>
       </w:pPr>
       <w:r>
@@ -51,6 +54,7 @@
       <w:pPr>
         <w:pStyle w:val="Normal"/>
         <w:bidi w:val="0"/>
+        <w:jc w:val="start"/>
         <w:rPr/>
       </w:pPr>
       <w:r>
@@ -66,6 +70,7 @@
       <w:pPr>
         <w:pStyle w:val="Normal"/>
         <w:bidi w:val="0"/>
+        <w:jc w:val="start"/>
         <w:rPr/>
       </w:pPr>
       <w:r>
@@ -83,6 +88,7 @@
       <w:pPr>
         <w:pStyle w:val="Normal"/>
         <w:bidi w:val="0"/>
+        <w:jc w:val="start"/>
         <w:rPr/>
       </w:pPr>
       <w:r>
@@ -115,7 +121,7 @@
 </file>
 
 <file path=word/comments.xml><?xml version="1.0" encoding="utf-8"?>
-<w:comments xmlns:o="urn:schemas-microsoft-com:office:office" xmlns:r="http://schemas.openxmlformats.org/officeDocument/2006/relationships" xmlns:v="urn:schemas-microsoft-com:vml" xmlns:w="http://schemas.openxmlformats.org/wordprocessingml/2006/main" xmlns:w10="urn:schemas-microsoft-com:office:word" xmlns:wp="http://schemas.openxmlformats.org/drawingml/2006/wordprocessingDrawing" xmlns:pic="http://schemas.openxmlformats.org/drawingml/2006/picture" xmlns:wps="http://schemas.microsoft.com/office/word/2010/wordprocessingShape" xmlns:wpg="http://schemas.microsoft.com/office/word/2010/wordprocessingGroup" xmlns:mc="http://schemas.openxmlformats.org/markup-compatibility/2006" xmlns:wp14="http://schemas.microsoft.com/office/word/2010/wordprocessingDrawing" xmlns:w14="http://schemas.microsoft.com/office/word/2010/wordml" xmlns:w15="http://schemas.microsoft.com/office/word/2012/wordml" mc:Ignorable="w14 wp14 w15">
+<w:comments xmlns:o="urn:schemas-microsoft-com:office:office" xmlns:r="http://schemas.openxmlformats.org/officeDocument/2006/relationships" xmlns:v="urn:schemas-microsoft-com:vml" xmlns:w="http://schemas.openxmlformats.org/wordprocessingml/2006/main" xmlns:w10="urn:schemas-microsoft-com:office:word" xmlns:wp="http://schemas.openxmlformats.org/drawingml/2006/wordprocessingDrawing" xmlns:wps="http://schemas.microsoft.com/office/word/2010/wordprocessingShape" xmlns:wpg="http://schemas.microsoft.com/office/word/2010/wordprocessingGroup" xmlns:mc="http://schemas.openxmlformats.org/markup-compatibility/2006" xmlns:wp14="http://schemas.microsoft.com/office/word/2010/wordprocessingDrawing" xmlns:w14="http://schemas.microsoft.com/office/word/2010/wordml" xmlns:w15="http://schemas.microsoft.com/office/word/2012/wordml" mc:Ignorable="w14 wp14 w15">
   <w:comment w:id="0" w:author="Casey Example" w:date="2026-05-14T10:30:00Z" w:initials="">
     <w:p>
       <w:pPr>
@@ -124,10 +130,11 @@
         <w:rPr/>
       </w:pPr>
       <w:r>
-        <w:annotationRef/>
-      </w:r>
-      <w:r>
-        <w:rPr/>
+        <w:rPr>
+          <w:rFonts w:eastAsia="DejaVu Sans" w:cs="DejaVu Sans"/>
+          <w:kern w:val="0"/>
+          <w:lang w:val="en-US" w:eastAsia="en-US" w:bidi="en-US"/>
+        </w:rPr>
         <w:t>Confirm the gauge serial number.</w:t>
       </w:r>
     </w:p>
@@ -136,7 +143,7 @@
 </file>
 
 <file path=word/endnotes.xml><?xml version="1.0" encoding="utf-8"?>
-<w:endnotes xmlns:o="urn:schemas-microsoft-com:office:office" xmlns:r="http://schemas.openxmlformats.org/officeDocument/2006/relationships" xmlns:v="urn:schemas-microsoft-com:vml" xmlns:w="http://schemas.openxmlformats.org/wordprocessingml/2006/main" xmlns:w10="urn:schemas-microsoft-com:office:word" xmlns:wp="http://schemas.openxmlformats.org/drawingml/2006/wordprocessingDrawing" xmlns:pic="http://schemas.openxmlformats.org/drawingml/2006/picture" xmlns:wps="http://schemas.microsoft.com/office/word/2010/wordprocessingShape" xmlns:wpg="http://schemas.microsoft.com/office/word/2010/wordprocessingGroup" xmlns:mc="http://schemas.openxmlformats.org/markup-compatibility/2006" xmlns:wp14="http://schemas.microsoft.com/office/word/2010/wordprocessingDrawing" xmlns:w14="http://schemas.microsoft.com/office/word/2010/wordml" xmlns:w15="http://schemas.microsoft.com/office/word/2012/wordml" mc:Ignorable="w14 wp14 w15">
+<w:endnotes xmlns:o="urn:schemas-microsoft-com:office:office" xmlns:r="http://schemas.openxmlformats.org/officeDocument/2006/relationships" xmlns:v="urn:schemas-microsoft-com:vml" xmlns:w="http://schemas.openxmlformats.org/wordprocessingml/2006/main" xmlns:w10="urn:schemas-microsoft-com:office:word" xmlns:wp="http://schemas.openxmlformats.org/drawingml/2006/wordprocessingDrawing" xmlns:wps="http://schemas.microsoft.com/office/word/2010/wordprocessingShape" xmlns:wpg="http://schemas.microsoft.com/office/word/2010/wordprocessingGroup" xmlns:mc="http://schemas.openxmlformats.org/markup-compatibility/2006" xmlns:wp14="http://schemas.microsoft.com/office/word/2010/wordprocessingDrawing" xmlns:w14="http://schemas.microsoft.com/office/word/2010/wordml" xmlns:w15="http://schemas.microsoft.com/office/word/2012/wordml" mc:Ignorable="w14 wp14 w15">
   <w:endnote w:id="0" w:type="separator">
     <w:p>
       <w:r>
@@ -158,6 +165,7 @@
         <w:suppressLineNumbers/>
         <w:bidi w:val="0"/>
         <w:ind w:hanging="340" w:start="340"/>
+        <w:jc w:val="start"/>
         <w:rPr/>
       </w:pPr>
       <w:r>
@@ -177,7 +185,7 @@
 </file>
 
 <file path=word/footnotes.xml><?xml version="1.0" encoding="utf-8"?>
-<w:footnotes xmlns:o="urn:schemas-microsoft-com:office:office" xmlns:r="http://schemas.openxmlformats.org/officeDocument/2006/relationships" xmlns:v="urn:schemas-microsoft-com:vml" xmlns:w="http://schemas.openxmlformats.org/wordprocessingml/2006/main" xmlns:w10="urn:schemas-microsoft-com:office:word" xmlns:wp="http://schemas.openxmlformats.org/drawingml/2006/wordprocessingDrawing" xmlns:pic="http://schemas.openxmlformats.org/drawingml/2006/picture" xmlns:wps="http://schemas.microsoft.com/office/word/2010/wordprocessingShape" xmlns:wpg="http://schemas.microsoft.com/office/word/2010/wordprocessingGroup" xmlns:mc="http://schemas.openxmlformats.org/markup-compatibility/2006" xmlns:wp14="http://schemas.microsoft.com/office/word/2010/wordprocessingDrawing" xmlns:w14="http://schemas.microsoft.com/office/word/2010/wordml" xmlns:w15="http://schemas.microsoft.com/office/word/2012/wordml" mc:Ignorable="w14 wp14 w15">
+<w:footnotes xmlns:o="urn:schemas-microsoft-com:office:office" xmlns:r="http://schemas.openxmlformats.org/officeDocument/2006/relationships" xmlns:v="urn:schemas-microsoft-com:vml" xmlns:w="http://schemas.openxmlformats.org/wordprocessingml/2006/main" xmlns:w10="urn:schemas-microsoft-com:office:word" xmlns:wp="http://schemas.openxmlformats.org/drawingml/2006/wordprocessingDrawing" xmlns:wps="http://schemas.microsoft.com/office/word/2010/wordprocessingShape" xmlns:wpg="http://schemas.microsoft.com/office/word/2010/wordprocessingGroup" xmlns:mc="http://schemas.openxmlformats.org/markup-compatibility/2006" xmlns:wp14="http://schemas.microsoft.com/office/word/2010/wordprocessingDrawing" xmlns:w14="http://schemas.microsoft.com/office/word/2010/wordml" xmlns:w15="http://schemas.microsoft.com/office/word/2012/wordml" mc:Ignorable="w14 wp14 w15">
   <w:footnote w:id="0" w:type="separator">
     <w:p>
       <w:pPr>
@@ -209,6 +217,7 @@
         <w:suppressLineNumbers/>
         <w:bidi w:val="0"/>
         <w:ind w:hanging="340" w:start="340"/>
+        <w:jc w:val="start"/>
         <w:rPr/>
       </w:pPr>
       <w:r>
@@ -232,8 +241,8 @@
   <w:abstractNum w:abstractNumId="1">
     <w:lvl w:ilvl="0">
       <w:start w:val="1"/>
-      <w:numFmt w:val="none"/>
       <w:pStyle w:val="Heading1"/>
+      <w:numFmt w:val="none"/>
       <w:suff w:val="nothing"/>
       <w:lvlText w:val=""/>
       <w:lvlJc w:val="start"/>
@@ -360,7 +369,7 @@
   <w:docDefaults>
     <w:rPrDefault>
       <w:rPr>
-        <w:rFonts w:ascii="Liberation Serif" w:hAnsi="Liberation Serif" w:eastAsia="Noto Serif CJK SC" w:cs="Noto Sans"/>
+        <w:rFonts w:ascii="Liberation Serif" w:hAnsi="Liberation Serif" w:eastAsia="WenQuanYi Zen Hei" w:cs="FreeSans"/>
         <w:kern w:val="2"/>
         <w:sz w:val="24"/>
         <w:szCs w:val="24"/>
@@ -381,7 +390,7 @@
       <w:bidi w:val="0"/>
     </w:pPr>
     <w:rPr>
-      <w:rFonts w:ascii="Liberation Serif" w:hAnsi="Liberation Serif" w:eastAsia="Noto Serif CJK SC" w:cs="Noto Sans"/>
+      <w:rFonts w:ascii="Liberation Serif" w:hAnsi="Liberation Serif" w:eastAsia="WenQuanYi Zen Hei" w:cs="FreeSans"/>
       <w:color w:val="auto"/>
       <w:kern w:val="2"/>
       <w:sz w:val="24"/>
@@ -390,7 +399,7 @@
     </w:rPr>
   </w:style>
   <w:style w:type="paragraph" w:styleId="Heading1">
-    <w:name w:val="heading 1"/>
+    <w:name w:val="Heading 1"/>
     <w:basedOn w:val="Heading"/>
     <w:next w:val="BodyText"/>
     <w:qFormat/>
@@ -415,7 +424,7 @@
     <w:rPr/>
   </w:style>
   <w:style w:type="character" w:styleId="FootnoteReference">
-    <w:name w:val="footnote reference"/>
+    <w:name w:val="Footnote Reference"/>
     <w:rPr>
       <w:vertAlign w:val="superscript"/>
     </w:rPr>
@@ -426,7 +435,7 @@
     <w:rPr/>
   </w:style>
   <w:style w:type="character" w:styleId="EndnoteReference">
-    <w:name w:val="endnote reference"/>
+    <w:name w:val="Endnote Reference"/>
     <w:rPr>
       <w:vertAlign w:val="superscript"/>
     </w:rPr>
@@ -441,7 +450,7 @@
       <w:spacing w:before="240" w:after="120"/>
     </w:pPr>
     <w:rPr>
-      <w:rFonts w:ascii="Liberation Sans" w:hAnsi="Liberation Sans" w:eastAsia="Noto Sans CJK SC" w:cs="Noto Sans"/>
+      <w:rFonts w:ascii="Liberation Sans" w:hAnsi="Liberation Sans" w:eastAsia="WenQuanYi Zen Hei" w:cs="FreeSans"/>
       <w:sz w:val="28"/>
       <w:szCs w:val="28"/>
     </w:rPr>
@@ -459,11 +468,11 @@
     <w:basedOn w:val="BodyText"/>
     <w:pPr/>
     <w:rPr>
-      <w:rFonts w:cs="Noto Sans"/>
+      <w:rFonts w:cs="FreeSans"/>
     </w:rPr>
   </w:style>
   <w:style w:type="paragraph" w:styleId="Caption">
-    <w:name w:val="caption"/>
+    <w:name w:val="Caption"/>
     <w:basedOn w:val="Normal"/>
     <w:qFormat/>
     <w:pPr>
@@ -471,7 +480,7 @@
       <w:spacing w:before="120" w:after="120"/>
     </w:pPr>
     <w:rPr>
-      <w:rFonts w:cs="Noto Sans"/>
+      <w:rFonts w:cs="FreeSans"/>
       <w:i/>
       <w:iCs/>
       <w:sz w:val="24"/>
@@ -486,11 +495,11 @@
       <w:suppressLineNumbers/>
     </w:pPr>
     <w:rPr>
-      <w:rFonts w:cs="Noto Sans"/>
+      <w:rFonts w:cs="FreeSans"/>
     </w:rPr>
   </w:style>
   <w:style w:type="paragraph" w:styleId="FootnoteText">
-    <w:name w:val="footnote text"/>
+    <w:name w:val="Footnote Text"/>
     <w:basedOn w:val="Normal"/>
     <w:pPr>
       <w:suppressLineNumbers/>
@@ -502,7 +511,7 @@
     </w:rPr>
   </w:style>
   <w:style w:type="paragraph" w:styleId="EndnoteText">
-    <w:name w:val="endnote text"/>
+    <w:name w:val="Endnote Text"/>
     <w:basedOn w:val="Normal"/>
     <w:pPr>
       <w:suppressLineNumbers/>
@@ -524,37 +533,37 @@
         <a:srgbClr val="000000"/>
       </a:dk1>
       <a:lt1>
-        <a:srgbClr val="FFFFFF"/>
+        <a:srgbClr val="ffffff"/>
       </a:lt1>
       <a:dk2>
         <a:srgbClr val="000000"/>
       </a:dk2>
       <a:lt2>
-        <a:srgbClr val="FFFFFF"/>
+        <a:srgbClr val="ffffff"/>
       </a:lt2>
       <a:accent1>
-        <a:srgbClr val="18A303"/>
+        <a:srgbClr val="18a303"/>
       </a:accent1>
       <a:accent2>
-        <a:srgbClr val="0369A3"/>
+        <a:srgbClr val="0369a3"/>
       </a:accent2>
       <a:accent3>
-        <a:srgbClr val="A33E03"/>
+        <a:srgbClr val="a33e03"/>
       </a:accent3>
       <a:accent4>
-        <a:srgbClr val="8E03A3"/>
+        <a:srgbClr val="8e03a3"/>
       </a:accent4>
       <a:accent5>
-        <a:srgbClr val="C99C00"/>
+        <a:srgbClr val="c99c00"/>
       </a:accent5>
       <a:accent6>
-        <a:srgbClr val="C9211E"/>
+        <a:srgbClr val="c9211e"/>
       </a:accent6>
       <a:hlink>
-        <a:srgbClr val="0000EE"/>
+        <a:srgbClr val="0000ee"/>
       </a:hlink>
       <a:folHlink>
-        <a:srgbClr val="551A8B"/>
+        <a:srgbClr val="551a8b"/>
       </a:folHlink>
     </a:clrScheme>
     <a:fontScheme name="Office">
